--- a/docs/лаб6.docx
+++ b/docs/лаб6.docx
@@ -111,7 +111,7 @@
           <w:bCs/>
           <w:szCs w:val="28"/>
         </w:rPr>
-        <w:t>перспективной инженерии</w:t>
+        <w:t>Информационных технологий и кибербезопасности</w:t>
       </w:r>
     </w:p>
     <w:p>
@@ -807,7 +807,16 @@
                 <w:szCs w:val="28"/>
                 <w:u w:val="single"/>
               </w:rPr>
-              <w:t>, Института Перспективной Инженерии</w:t>
+              <w:t xml:space="preserve">, </w:t>
+            </w:r>
+            <w:r>
+              <w:rPr>
+                <w:bCs/>
+                <w:sz w:val="24"/>
+                <w:szCs w:val="24"/>
+                <w:u w:val="single"/>
+              </w:rPr>
+              <w:t>Информационных технологий и кибербезопасности</w:t>
             </w:r>
           </w:p>
           <w:p>
@@ -1212,6 +1221,18 @@
       <w:pPr>
         <w:spacing w:after="0" w:line="360" w:lineRule="auto"/>
         <w:ind w:firstLine="709"/>
+      </w:pPr>
+      <w:r>
+        <w:t xml:space="preserve">Ссылка на GitHub: </w:t>
+      </w:r>
+      <w:r>
+        <w:t>https://github.com/uu546/DesignPatternLabDerevyashkinVV</w:t>
+      </w:r>
+    </w:p>
+    <w:p>
+      <w:pPr>
+        <w:spacing w:after="0" w:line="360" w:lineRule="auto"/>
+        <w:ind w:firstLine="709"/>
         <w:jc w:val="center"/>
         <w:rPr>
           <w:rFonts w:cs="Times New Roman"/>
@@ -1336,6 +1357,7 @@
         <w:rPr>
           <w:szCs w:val="40"/>
         </w:rPr>
+        <w:lastRenderedPageBreak/>
         <w:t>Совместимость интерфейсов — как</w:t>
       </w:r>
       <w:r>
@@ -1392,7 +1414,6 @@
         <w:rPr>
           <w:szCs w:val="40"/>
         </w:rPr>
-        <w:lastRenderedPageBreak/>
         <w:t>Композиция объектов</w:t>
       </w:r>
       <w:r>
@@ -1409,7 +1430,6 @@
         <w:jc w:val="both"/>
         <w:rPr>
           <w:szCs w:val="40"/>
-          <w:lang w:val="en-US"/>
         </w:rPr>
       </w:pPr>
       <w:r>
@@ -1438,7 +1458,6 @@
         <w:jc w:val="both"/>
         <w:rPr>
           <w:szCs w:val="40"/>
-          <w:lang w:val="en-US"/>
         </w:rPr>
       </w:pPr>
       <w:r>
@@ -1899,25 +1918,7 @@
         <w:rPr>
           <w:szCs w:val="28"/>
         </w:rPr>
-        <w:t>В</w:t>
-      </w:r>
-      <w:r>
-        <w:rPr>
-          <w:szCs w:val="28"/>
-        </w:rPr>
-        <w:t xml:space="preserve"> проекте есть </w:t>
-      </w:r>
-      <w:r>
-        <w:rPr>
-          <w:szCs w:val="28"/>
-        </w:rPr>
-        <w:t>ресурсоемкая</w:t>
-      </w:r>
-      <w:r>
-        <w:rPr>
-          <w:szCs w:val="28"/>
-        </w:rPr>
-        <w:t xml:space="preserve"> операция — расчёт расстояния между точками по формуле </w:t>
+        <w:t xml:space="preserve">В проекте есть ресурсоемкая операция — расчёт расстояния между точками по формуле </w:t>
       </w:r>
       <w:proofErr w:type="spellStart"/>
       <w:r>
@@ -1945,7 +1946,14 @@
         <w:rPr>
           <w:szCs w:val="28"/>
         </w:rPr>
-        <w:t>). Если клиент массово считает попарные расстояния (например, при построении матрицы расстояний или маршрутизации), одна и та же пара может считаться повторно. Расчёт тригонометрии (</w:t>
+        <w:t xml:space="preserve">). Если клиент массово считает попарные расстояния (например, при построении матрицы </w:t>
+      </w:r>
+      <w:r>
+        <w:rPr>
+          <w:szCs w:val="28"/>
+        </w:rPr>
+        <w:lastRenderedPageBreak/>
+        <w:t>расстояний или маршрутизации), одна и та же пара может считаться повторно. Расчёт тригонометрии (</w:t>
       </w:r>
       <w:proofErr w:type="spellStart"/>
       <w:r>
@@ -1973,19 +1981,7 @@
         <w:rPr>
           <w:szCs w:val="28"/>
         </w:rPr>
-        <w:t>) —</w:t>
-      </w:r>
-      <w:r>
-        <w:rPr>
-          <w:szCs w:val="28"/>
-        </w:rPr>
-        <w:t xml:space="preserve"> может быть трудозатратным</w:t>
-      </w:r>
-      <w:r>
-        <w:rPr>
-          <w:szCs w:val="28"/>
-        </w:rPr>
-        <w:t>.</w:t>
+        <w:t>) — может быть трудозатратным.</w:t>
       </w:r>
     </w:p>
     <w:p>
@@ -2001,20 +1997,7 @@
         <w:rPr>
           <w:szCs w:val="28"/>
         </w:rPr>
-        <w:lastRenderedPageBreak/>
-        <w:t>К</w:t>
-      </w:r>
-      <w:r>
-        <w:rPr>
-          <w:szCs w:val="28"/>
-        </w:rPr>
-        <w:t xml:space="preserve">андидат для </w:t>
-      </w:r>
-      <w:r>
-        <w:rPr>
-          <w:szCs w:val="28"/>
-        </w:rPr>
-        <w:t xml:space="preserve">реализации паттерна </w:t>
+        <w:t xml:space="preserve">Кандидат для реализации паттерна </w:t>
       </w:r>
       <w:r>
         <w:rPr>
@@ -2053,19 +2036,7 @@
         <w:rPr>
           <w:szCs w:val="28"/>
         </w:rPr>
-        <w:t xml:space="preserve"> </w:t>
-      </w:r>
-      <w:r>
-        <w:rPr>
-          <w:szCs w:val="28"/>
-        </w:rPr>
-        <w:t>для</w:t>
-      </w:r>
-      <w:r>
-        <w:rPr>
-          <w:szCs w:val="28"/>
-        </w:rPr>
-        <w:t xml:space="preserve"> </w:t>
+        <w:t xml:space="preserve"> для </w:t>
       </w:r>
       <w:proofErr w:type="spellStart"/>
       <w:r>
@@ -2126,6 +2097,7 @@
       </w:pPr>
       <w:r>
         <w:rPr>
+          <w:noProof/>
           <w:szCs w:val="28"/>
           <w:lang w:val="en-US"/>
         </w:rPr>
@@ -2173,7 +2145,6 @@
         <w:jc w:val="center"/>
         <w:rPr>
           <w:szCs w:val="28"/>
-          <w:lang w:val="en-US"/>
         </w:rPr>
       </w:pPr>
       <w:r>
@@ -2385,11 +2356,13 @@
         <w:jc w:val="both"/>
         <w:rPr>
           <w:szCs w:val="28"/>
-        </w:rPr>
-      </w:pPr>
-      <w:r>
-        <w:rPr>
-          <w:szCs w:val="28"/>
+          <w:lang w:val="en-US"/>
+        </w:rPr>
+      </w:pPr>
+      <w:r>
+        <w:rPr>
+          <w:szCs w:val="28"/>
+          <w:lang w:val="en-US"/>
         </w:rPr>
         <w:t>}</w:t>
       </w:r>
@@ -2401,6 +2374,7 @@
         <w:jc w:val="both"/>
         <w:rPr>
           <w:szCs w:val="28"/>
+          <w:lang w:val="en-US"/>
         </w:rPr>
       </w:pPr>
       <w:r>
@@ -2615,6 +2589,7 @@
           <w:szCs w:val="28"/>
           <w:lang w:val="en-US"/>
         </w:rPr>
+        <w:lastRenderedPageBreak/>
         <w:t>PointOfInterest</w:t>
       </w:r>
       <w:proofErr w:type="spellEnd"/>
@@ -2750,7 +2725,6 @@
           <w:szCs w:val="28"/>
           <w:lang w:val="en-US"/>
         </w:rPr>
-        <w:lastRenderedPageBreak/>
         <w:t>PointOfInterest</w:t>
       </w:r>
       <w:proofErr w:type="spellEnd"/>
@@ -3565,6 +3539,7 @@
       </w:pPr>
       <w:r>
         <w:rPr>
+          <w:noProof/>
           <w:szCs w:val="28"/>
         </w:rPr>
         <w:drawing>
@@ -3691,13 +3666,8 @@
         <w:rPr>
           <w:szCs w:val="28"/>
         </w:rPr>
-        <w:t>Результат</w:t>
-      </w:r>
-      <w:r>
-        <w:rPr>
-          <w:szCs w:val="28"/>
-        </w:rPr>
-        <w:t>:</w:t>
+        <w:lastRenderedPageBreak/>
+        <w:t>Результат:</w:t>
       </w:r>
     </w:p>
     <w:p>
@@ -3737,7 +3707,6 @@
         <w:rPr>
           <w:szCs w:val="28"/>
         </w:rPr>
-        <w:lastRenderedPageBreak/>
         <w:t>Контроль доступа: прокси перехватывает вызов и решает, делегировать или отдать из кэша.</w:t>
       </w:r>
     </w:p>
@@ -3798,86 +3767,23 @@
           <w:sz w:val="28"/>
           <w:szCs w:val="28"/>
         </w:rPr>
-        <w:t xml:space="preserve"> (Lab4): </w:t>
-      </w:r>
+        <w:t xml:space="preserve"> (Lab4): в декораторе расширяется поведение </w:t>
+      </w:r>
+      <w:proofErr w:type="spellStart"/>
       <w:r>
         <w:rPr>
           <w:sz w:val="28"/>
           <w:szCs w:val="28"/>
         </w:rPr>
-        <w:t>в декораторе расширяется</w:t>
-      </w:r>
+        <w:t>форматтера</w:t>
+      </w:r>
+      <w:proofErr w:type="spellEnd"/>
       <w:r>
         <w:rPr>
           <w:sz w:val="28"/>
           <w:szCs w:val="28"/>
         </w:rPr>
-        <w:t xml:space="preserve"> поведение </w:t>
-      </w:r>
-      <w:proofErr w:type="spellStart"/>
-      <w:r>
-        <w:rPr>
-          <w:sz w:val="28"/>
-          <w:szCs w:val="28"/>
-        </w:rPr>
-        <w:t>форматтера</w:t>
-      </w:r>
-      <w:proofErr w:type="spellEnd"/>
-      <w:r>
-        <w:rPr>
-          <w:sz w:val="28"/>
-          <w:szCs w:val="28"/>
-        </w:rPr>
-        <w:t xml:space="preserve"> (</w:t>
-      </w:r>
-      <w:r>
-        <w:rPr>
-          <w:sz w:val="28"/>
-          <w:szCs w:val="28"/>
-        </w:rPr>
-        <w:t xml:space="preserve">добавление </w:t>
-      </w:r>
-      <w:r>
-        <w:rPr>
-          <w:sz w:val="28"/>
-          <w:szCs w:val="28"/>
-        </w:rPr>
-        <w:t>рейтинг</w:t>
-      </w:r>
-      <w:r>
-        <w:rPr>
-          <w:sz w:val="28"/>
-          <w:szCs w:val="28"/>
-        </w:rPr>
-        <w:t>а</w:t>
-      </w:r>
-      <w:r>
-        <w:rPr>
-          <w:sz w:val="28"/>
-          <w:szCs w:val="28"/>
-        </w:rPr>
-        <w:t>, час</w:t>
-      </w:r>
-      <w:r>
-        <w:rPr>
-          <w:sz w:val="28"/>
-          <w:szCs w:val="28"/>
-        </w:rPr>
-        <w:t>ов</w:t>
-      </w:r>
-      <w:r>
-        <w:rPr>
-          <w:sz w:val="28"/>
-          <w:szCs w:val="28"/>
-        </w:rPr>
-        <w:t>, категори</w:t>
-      </w:r>
-      <w:r>
-        <w:rPr>
-          <w:sz w:val="28"/>
-          <w:szCs w:val="28"/>
-        </w:rPr>
-        <w:t xml:space="preserve">и </w:t>
+        <w:t xml:space="preserve"> (добавление рейтинга, часов, категории </w:t>
       </w:r>
       <w:proofErr w:type="gramStart"/>
       <w:r>
@@ -9855,6 +9761,7 @@
   <w:style w:type="character" w:default="1" w:styleId="a0">
     <w:name w:val="Default Paragraph Font"/>
     <w:uiPriority w:val="1"/>
+    <w:semiHidden/>
     <w:unhideWhenUsed/>
   </w:style>
   <w:style w:type="table" w:default="1" w:styleId="a1">
